--- a/daily-reports/2026-09-11/report.docx
+++ b/daily-reports/2026-09-11/report.docx
@@ -28,28 +28,28 @@
         <w:pStyle w:val="Heading2"/>
       </w:pPr>
       <w:r>
-        <w:t>1. ashemag/human-atlas  ⭐ 3,130</w:t>
+        <w:t>1. ashemag/human-atlas  ⭐ 3,134</w:t>
       </w:r>
     </w:p>
     <w:p>
       <w:r>
-        <w:t>语言：TypeScript ｜ Stars：3,130 ｜ Forks：759</w:t>
+        <w:t>语言：TypeScript ｜ Stars：3,134 ｜ Forks：761</w:t>
         <w:br/>
       </w:r>
       <w:r>
-        <w:t>这是什么：这是一个开源的3D人体解剖探索工具，包含了2234个可选择的BodyParts3D网格模型，支持系统分层、搜索和爆炸视图。你可以像玩3D模型一样，自由旋转、缩放和拆解人体结构。</w:t>
+        <w:t>这是什么：这是一个开源的3D人体解剖探索工具，包含了2234个可选择的BodyParts3D网格模型，支持系统分层、搜索和爆炸视图。你可以像玩3D模型一样，自由查看人体的各个部位。</w:t>
         <w:br/>
       </w:r>
       <w:r>
-        <w:t>能用来做什么：适合医学生或对人体结构好奇的人，用来学习解剖学，比如查看骨骼、肌肉、器官的位置和关系，还能通过爆炸视图看清内部构造。</w:t>
+        <w:t>能用来做什么：适合医学生或对人体结构感兴趣的人，用来学习解剖学，比如查看骨骼、肌肉、器官的立体位置和关系。</w:t>
         <w:br/>
       </w:r>
       <w:r>
-        <w:t>适用领域：医学教育、解剖学学习、3D可视化、生物科学</w:t>
+        <w:t>适用领域：医学教育、生物教学、3D可视化</w:t>
         <w:br/>
       </w:r>
       <w:r>
-        <w:t>对新手有什么帮助：零基础也能轻松上手，通过直观的3D交互，帮你快速理解复杂的人体结构，比看书更生动。</w:t>
+        <w:t>对新手有什么帮助：对新手来说，它把抽象的人体结构变成直观的3D模型，方便零基础了解人体构造，也适合作为3D网页开发的参考项目。</w:t>
         <w:br/>
       </w:r>
       <w:r>
@@ -61,28 +61,28 @@
         <w:pStyle w:val="Heading2"/>
       </w:pPr>
       <w:r>
-        <w:t>2. openai/NavierStokesAndEuler  ⭐ 1,731</w:t>
+        <w:t>2. openai/NavierStokesAndEuler  ⭐ 1,735</w:t>
       </w:r>
     </w:p>
     <w:p>
       <w:r>
-        <w:t>语言：Lean ｜ Stars：1,731 ｜ Forks：169</w:t>
+        <w:t>语言：Lean ｜ Stars：1,735 ｜ Forks：170</w:t>
         <w:br/>
       </w:r>
       <w:r>
-        <w:t>这是什么：这个项目提供了用Lean证明助手编写的数学证明证书，涉及纳维-斯托克斯方程和欧拉方程的重要结果。简单说，就是用计算机严格验证数学定理的正确性。</w:t>
+        <w:t>这是什么：这个项目提供了用Lean证明助手编写的数学证书，用来验证纳维-斯托克斯方程和欧拉方程的相关结果。简单说，就是用计算机严格检查数学证明是否正确。</w:t>
         <w:br/>
       </w:r>
       <w:r>
-        <w:t>能用来做什么：数学研究者可以用它来验证或参考这些流体力学方程的证明，确保逻辑严密无误。</w:t>
+        <w:t>能用来做什么：适合数学研究者或对流体力学方程证明感兴趣的人，用来验证或学习这些复杂方程的数学证明过程。</w:t>
         <w:br/>
       </w:r>
       <w:r>
-        <w:t>适用领域：数学研究、流体力学、形式化验证、理论物理</w:t>
+        <w:t>适用领域：数学研究、形式化验证、流体力学</w:t>
         <w:br/>
       </w:r>
       <w:r>
-        <w:t>对新手有什么帮助：如果你对数学证明感兴趣，可以学习如何用Lean进行形式化证明，提升逻辑思维和严谨性。</w:t>
+        <w:t>对新手有什么帮助：对新手来说，可以了解如何用计算机辅助数学证明，但需要一定的数学和编程基础，适合进阶学习。</w:t>
         <w:br/>
       </w:r>
       <w:r>
@@ -94,28 +94,28 @@
         <w:pStyle w:val="Heading2"/>
       </w:pPr>
       <w:r>
-        <w:t>3. sdli1995/dlssg_for_sm86  ⭐ 1,508</w:t>
+        <w:t>3. sdli1995/dlssg_for_sm86  ⭐ 1,529</w:t>
       </w:r>
     </w:p>
     <w:p>
       <w:r>
-        <w:t>语言：未知 ｜ Stars：1,508 ｜ Forks：89</w:t>
+        <w:t>语言：未知 ｜ Stars：1,529 ｜ Forks：91</w:t>
         <w:br/>
       </w:r>
       <w:r>
-        <w:t>这是什么：这是一个为RTX 30系列显卡（SM86架构）提供的DLSS帧生成功能模块。DLSS是英伟达的AI渲染技术，能提升游戏帧率。</w:t>
+        <w:t>这是什么：这是一个为RTX 30系列显卡（SM86架构）提供的DLSS帧生成功能（DLSSG）的项目。DLSS是一种用AI提升游戏画质和帧率的技术，这个项目让30系显卡也能用上帧生成。</w:t>
         <w:br/>
       </w:r>
       <w:r>
-        <w:t>能用来做什么：RTX 30系显卡用户可以在支持的游戏或应用中启用此功能，获得更流畅的画面体验。</w:t>
+        <w:t>能用来做什么：适合拥有RTX 30系显卡的游戏玩家，用来在支持DLSS的游戏中开启帧生成，提升游戏流畅度。</w:t>
         <w:br/>
       </w:r>
       <w:r>
-        <w:t>适用领域：游戏开发、图形渲染、AI加速、PC硬件</w:t>
+        <w:t>适用领域：游戏优化、显卡驱动、AI渲染</w:t>
         <w:br/>
       </w:r>
       <w:r>
-        <w:t>对新手有什么帮助：如果你有RTX 30系显卡，可以尝试用它提升游戏性能，同时了解DLSS技术的基本原理。</w:t>
+        <w:t>对新手有什么帮助：对新手玩家来说，可以按照说明尝试提升游戏性能，但需要一些电脑操作基础，适合喜欢折腾硬件的用户。</w:t>
         <w:br/>
       </w:r>
       <w:r>
@@ -127,28 +127,28 @@
         <w:pStyle w:val="Heading2"/>
       </w:pPr>
       <w:r>
-        <w:t>4. vinzdg/codenotch  ⭐ 1,400</w:t>
+        <w:t>4. vinzdg/codenotch  ⭐ 1,403</w:t>
       </w:r>
     </w:p>
     <w:p>
       <w:r>
-        <w:t>语言：Swift ｜ Stars：1,400 ｜ Forks：219</w:t>
+        <w:t>语言：Swift ｜ Stars：1,403 ｜ Forks：219</w:t>
         <w:br/>
       </w:r>
       <w:r>
-        <w:t>这是什么：这是一个macOS小应用，能把Claude Code、Cursor、Codex和Antigravity等AI编程工具的使用限制固定在屏幕边缘显示。这样你就能随时看到还剩多少使用额度。</w:t>
+        <w:t>这是什么：这是一个macOS小应用，能把Claude Code、Cursor、Codex和Antigravity这些AI编程工具的使用限额固定在屏幕边缘显示。这样你就能随时看到还剩多少使用次数。</w:t>
         <w:br/>
       </w:r>
       <w:r>
-        <w:t>能用来做什么：当你在用这些AI编程助手时，可以实时监控剩余次数或时间，避免突然用完影响工作。</w:t>
+        <w:t>能用来做什么：适合经常使用AI编程工具的开发者，用来监控使用量，避免超额或及时调整使用计划。</w:t>
         <w:br/>
       </w:r>
       <w:r>
-        <w:t>适用领域：macOS工具、AI编程辅助、效率工具、开发者工具</w:t>
+        <w:t>适用领域：macOS工具、AI编程辅助、效率工具</w:t>
         <w:br/>
       </w:r>
       <w:r>
-        <w:t>对新手有什么帮助：对于经常使用AI编程工具的新手，这个应用能帮你管理使用限制，培养良好的资源规划习惯。</w:t>
+        <w:t>对新手有什么帮助：对新手来说，可以方便地管理AI工具的使用，避免浪费额度，也适合学习如何开发macOS菜单栏应用。</w:t>
         <w:br/>
       </w:r>
       <w:r>
@@ -160,28 +160,28 @@
         <w:pStyle w:val="Heading2"/>
       </w:pPr>
       <w:r>
-        <w:t>5. EverettFish/holo-card-studio  ⭐ 1,351</w:t>
+        <w:t>5. EverettFish/holo-card-studio  ⭐ 1,363</w:t>
       </w:r>
     </w:p>
     <w:p>
       <w:r>
-        <w:t>语言：Python ｜ Stars：1,351 ｜ Forks：194</w:t>
+        <w:t>语言：Python ｜ Stars：1,363 ｜ Forks：194</w:t>
         <w:br/>
       </w:r>
       <w:r>
-        <w:t>这是什么：这个项目能把你的文字描述或上传的参考图，变成一个可编辑的Blender卡片模型和一个交互式Three.js网页。它保留了主题、风格、排版和用途，只包含代码和文本，生成的图像会放在你的输出项目中。</w:t>
+        <w:t>这是什么：这个项目能把你的描述或上传的参考图，变成一个可编辑的Blender卡片模型和一个交互式Three.js网页。它会保留你指定的主题、风格、字体和用途。</w:t>
         <w:br/>
       </w:r>
       <w:r>
-        <w:t>能用来做什么：你可以用它快速制作个性化的3D卡片，比如生日贺卡、产品展示卡，并生成网页版进行交互展示。</w:t>
+        <w:t>能用来做什么：适合设计师或3D爱好者，用来快速生成个性化的全息卡片，并嵌入网页展示，比如制作电子贺卡或产品展示。</w:t>
         <w:br/>
       </w:r>
       <w:r>
-        <w:t>适用领域：3D设计、网页开发、创意工具、Blender、Three.js</w:t>
+        <w:t>适用领域：3D设计、网页开发、创意工具</w:t>
         <w:br/>
       </w:r>
       <w:r>
-        <w:t>对新手有什么帮助：即使没有3D建模经验，也能通过描述生成可编辑的3D卡片，适合学习Blender和Three.js的入门实践。</w:t>
+        <w:t>对新手有什么帮助：对新手来说，可以学习如何用代码生成3D内容并发布到网页，但需要一些Blender和Three.js基础，适合作为创意编程的入门项目。</w:t>
         <w:br/>
       </w:r>
       <w:r>
@@ -220,7 +220,7 @@
       </w:r>
       <w:r>
         <w:br/>
-        <w:t>摘要：该新闻介绍了一项低成本训练大语言模型的研究，仅用998美元就将3.8B参数的模型训练到0.384 CORE的评分。这展示了在有限预算下训练高效LLM的可行性，对资源有限的研究者和初创公司具有重要参考价值。</w:t>
+        <w:t>摘要：这条新闻介绍了一个仅用998美元成本将38亿参数大语言模型训练至0.384 CORE（可能指某种效率或性能指标）的案例，展示了低成本训练大模型的可行性，值得关注是因为它降低了LLM训练的门槛，可能推动更多个人和小团队参与模型开发。</w:t>
       </w:r>
     </w:p>
     <w:p>
@@ -231,7 +231,7 @@
         <w:t>Thelio Mira AI Linux Workstation: 192 GB GPU Memory</w:t>
       </w:r>
       <w:r>
-        <w:t>（👍 71）</w:t>
+        <w:t>（👍 78）</w:t>
       </w:r>
       <w:r>
         <w:br/>
@@ -239,7 +239,7 @@
       </w:r>
       <w:r>
         <w:br/>
-        <w:t>摘要：System76推出了Thelio Mira AI Linux工作站，配备192 GB GPU内存，专为AI工作负载设计。这款高性能工作站为需要大显存进行模型训练和推理的用户提供了新的本地化解决方案。</w:t>
+        <w:t>摘要：Thelio Mira AI Linux工作站配备192 GB GPU显存，专为AI工作负载设计，值得关注是因为大显存对于训练和推理大模型至关重要，该产品为需要本地运行大模型的用户提供了高性能硬件选择。</w:t>
       </w:r>
     </w:p>
     <w:p>
@@ -263,7 +263,7 @@
       </w:r>
       <w:r>
         <w:br/>
-        <w:t>摘要：该论文提出GPU-CFR方法，通过将游戏编译为静态数据流并利用CUDA Graph重放，实现了反事实遗憾最小化算法80倍的加速。这一突破显著提升了大规模博弈求解的效率，对AI决策和博弈论应用有重要意义。</w:t>
+        <w:t>摘要：该论文提出GPU-CFR方法，通过将游戏编译为静态数据流并利用CUDA Graph重放，将反事实遗憾最小化算法加速80倍，值得关注是因为它显著提升了大规模博弈求解的效率，对AI在复杂策略游戏中的应用有重要意义。</w:t>
       </w:r>
     </w:p>
     <w:p>
@@ -287,7 +287,7 @@
       </w:r>
       <w:r>
         <w:br/>
-        <w:t>摘要：在ECCV会议上，顶尖学者开始研究如何让AI进行商业决策和交易。这反映了AI在商业领域的应用正从辅助工具向自主决策主体演进，可能引发商业模式的深刻变革。</w:t>
+        <w:t>摘要：在ECCV会议上，顶尖学者开始研究如何让AI做生意，可能涉及AI在商业决策、经济模拟或自动化交易中的应用，值得关注是因为这反映了AI从技术研究向商业实践扩展的趋势。</w:t>
       </w:r>
     </w:p>
     <w:p>
@@ -311,7 +311,7 @@
       </w:r>
       <w:r>
         <w:br/>
-        <w:t>摘要：大晓机器人联合南洋理工大学S-Lab发布了Puffin-World，这是一个迈向原生世界状态的统一多模态世界模型。该模型旨在统一处理多种模态并模拟世界状态，代表了多模态AI向更通用世界模型发展的重要一步。</w:t>
+        <w:t>摘要：大晓机器人联合南洋理工大学S-Lab发布Puffin-World，这是一个迈向原生世界状态的统一多模态世界模型，值得关注是因为统一多模态世界模型有望提升AI对复杂环境的理解和模拟能力，推动具身智能和机器人学习的发展。</w:t>
       </w:r>
     </w:p>
     <w:sectPr>
